--- a/plugins/vet-marking/skills/marking/assets/templates/MVC_AMRR_Template.docx
+++ b/plugins/vet-marking/skills/marking/assets/templates/MVC_AMRR_Template.docx
@@ -478,10 +478,10 @@
         <w:gridCol w:w="1480"/>
         <w:gridCol w:w="1480"/>
         <w:gridCol w:w="1180"/>
-        <w:gridCol w:w="1620"/>
-        <w:gridCol w:w="1620"/>
+        <w:gridCol w:w="1400"/>
+        <w:gridCol w:w="1400"/>
         <w:gridCol w:w="1080"/>
-        <w:gridCol w:w="1130"/>
+        <w:gridCol w:w="1570"/>
         <w:gridCol w:w="1520"/>
         <w:gridCol w:w="1030"/>
         <w:gridCol w:w="2122"/>
@@ -637,7 +637,7 @@
         </w:tc>
         <w:tc>
           <w:tcPr>
-            <w:tcW w:w="3240" w:type="dxa"/>
+            <w:tcW w:w="2800" w:type="dxa"/>
             <w:gridSpan w:val="2"/>
             <w:tcBorders>
               <w:top w:val="single" w:sz="4" w:space="0" w:color="FFFFFF"/>
@@ -674,7 +674,7 @@
         </w:tc>
         <w:tc>
           <w:tcPr>
-            <w:tcW w:w="3730" w:type="dxa"/>
+            <w:tcW w:w="4170" w:type="dxa"/>
             <w:gridSpan w:val="3"/>
             <w:tcBorders>
               <w:top w:val="single" w:sz="4" w:space="0" w:color="FFFFFF"/>
@@ -889,7 +889,7 @@
         </w:tc>
         <w:tc>
           <w:tcPr>
-            <w:tcW w:w="1620" w:type="dxa"/>
+            <w:tcW w:w="1400" w:type="dxa"/>
             <w:tcBorders>
               <w:top w:val="single" w:sz="4" w:space="0" w:color="C3CBDA"/>
               <w:left w:val="single" w:sz="4" w:space="0" w:color="C3CBDA"/>
@@ -938,7 +938,7 @@
         </w:tc>
         <w:tc>
           <w:tcPr>
-            <w:tcW w:w="1620" w:type="dxa"/>
+            <w:tcW w:w="1400" w:type="dxa"/>
             <w:tcBorders>
               <w:top w:val="single" w:sz="4" w:space="0" w:color="C3CBDA"/>
               <w:left w:val="single" w:sz="4" w:space="0" w:color="C3CBDA"/>
@@ -1036,7 +1036,7 @@
         </w:tc>
         <w:tc>
           <w:tcPr>
-            <w:tcW w:w="1130" w:type="dxa"/>
+            <w:tcW w:w="1570" w:type="dxa"/>
             <w:tcBorders>
               <w:top w:val="single" w:sz="4" w:space="0" w:color="C3CBDA"/>
               <w:left w:val="single" w:sz="4" w:space="0" w:color="C3CBDA"/>
@@ -1345,7 +1345,7 @@
         </w:tc>
         <w:tc>
           <w:tcPr>
-            <w:tcW w:w="1620" w:type="dxa"/>
+            <w:tcW w:w="1400" w:type="dxa"/>
             <w:tcBorders>
               <w:top w:val="single" w:sz="4" w:space="0" w:color="C3CBDA"/>
               <w:left w:val="single" w:sz="4" w:space="0" w:color="C3CBDA"/>
@@ -1379,7 +1379,7 @@
         </w:tc>
         <w:tc>
           <w:tcPr>
-            <w:tcW w:w="1620" w:type="dxa"/>
+            <w:tcW w:w="1400" w:type="dxa"/>
             <w:tcBorders>
               <w:top w:val="single" w:sz="4" w:space="0" w:color="C3CBDA"/>
               <w:left w:val="single" w:sz="4" w:space="0" w:color="C3CBDA"/>
@@ -1447,7 +1447,7 @@
         </w:tc>
         <w:tc>
           <w:tcPr>
-            <w:tcW w:w="1130" w:type="dxa"/>
+            <w:tcW w:w="1570" w:type="dxa"/>
             <w:tcBorders>
               <w:top w:val="single" w:sz="4" w:space="0" w:color="C3CBDA"/>
               <w:left w:val="single" w:sz="4" w:space="0" w:color="C3CBDA"/>
@@ -1722,7 +1722,7 @@
         </w:tc>
         <w:tc>
           <w:tcPr>
-            <w:tcW w:w="1620" w:type="dxa"/>
+            <w:tcW w:w="1400" w:type="dxa"/>
             <w:tcBorders>
               <w:top w:val="single" w:sz="4" w:space="0" w:color="C3CBDA"/>
               <w:left w:val="single" w:sz="4" w:space="0" w:color="C3CBDA"/>
@@ -1757,7 +1757,7 @@
         </w:tc>
         <w:tc>
           <w:tcPr>
-            <w:tcW w:w="1620" w:type="dxa"/>
+            <w:tcW w:w="1400" w:type="dxa"/>
             <w:tcBorders>
               <w:top w:val="single" w:sz="4" w:space="0" w:color="C3CBDA"/>
               <w:left w:val="single" w:sz="4" w:space="0" w:color="C3CBDA"/>
@@ -1827,7 +1827,7 @@
         </w:tc>
         <w:tc>
           <w:tcPr>
-            <w:tcW w:w="1130" w:type="dxa"/>
+            <w:tcW w:w="1570" w:type="dxa"/>
             <w:tcBorders>
               <w:top w:val="single" w:sz="4" w:space="0" w:color="C3CBDA"/>
               <w:left w:val="single" w:sz="4" w:space="0" w:color="C3CBDA"/>
@@ -2103,7 +2103,7 @@
         </w:tc>
         <w:tc>
           <w:tcPr>
-            <w:tcW w:w="1620" w:type="dxa"/>
+            <w:tcW w:w="1400" w:type="dxa"/>
             <w:tcBorders>
               <w:top w:val="single" w:sz="4" w:space="0" w:color="C3CBDA"/>
               <w:left w:val="single" w:sz="4" w:space="0" w:color="C3CBDA"/>
@@ -2137,7 +2137,7 @@
         </w:tc>
         <w:tc>
           <w:tcPr>
-            <w:tcW w:w="1620" w:type="dxa"/>
+            <w:tcW w:w="1400" w:type="dxa"/>
             <w:tcBorders>
               <w:top w:val="single" w:sz="4" w:space="0" w:color="C3CBDA"/>
               <w:left w:val="single" w:sz="4" w:space="0" w:color="C3CBDA"/>
@@ -2205,7 +2205,7 @@
         </w:tc>
         <w:tc>
           <w:tcPr>
-            <w:tcW w:w="1130" w:type="dxa"/>
+            <w:tcW w:w="1570" w:type="dxa"/>
             <w:tcBorders>
               <w:top w:val="single" w:sz="4" w:space="0" w:color="C3CBDA"/>
               <w:left w:val="single" w:sz="4" w:space="0" w:color="C3CBDA"/>
@@ -2480,7 +2480,7 @@
         </w:tc>
         <w:tc>
           <w:tcPr>
-            <w:tcW w:w="1620" w:type="dxa"/>
+            <w:tcW w:w="1400" w:type="dxa"/>
             <w:tcBorders>
               <w:top w:val="single" w:sz="4" w:space="0" w:color="C3CBDA"/>
               <w:left w:val="single" w:sz="4" w:space="0" w:color="C3CBDA"/>
@@ -2515,7 +2515,7 @@
         </w:tc>
         <w:tc>
           <w:tcPr>
-            <w:tcW w:w="1620" w:type="dxa"/>
+            <w:tcW w:w="1400" w:type="dxa"/>
             <w:tcBorders>
               <w:top w:val="single" w:sz="4" w:space="0" w:color="C3CBDA"/>
               <w:left w:val="single" w:sz="4" w:space="0" w:color="C3CBDA"/>
@@ -2585,7 +2585,7 @@
         </w:tc>
         <w:tc>
           <w:tcPr>
-            <w:tcW w:w="1130" w:type="dxa"/>
+            <w:tcW w:w="1570" w:type="dxa"/>
             <w:tcBorders>
               <w:top w:val="single" w:sz="4" w:space="0" w:color="C3CBDA"/>
               <w:left w:val="single" w:sz="4" w:space="0" w:color="C3CBDA"/>
@@ -2861,7 +2861,7 @@
         </w:tc>
         <w:tc>
           <w:tcPr>
-            <w:tcW w:w="1620" w:type="dxa"/>
+            <w:tcW w:w="1400" w:type="dxa"/>
             <w:tcBorders>
               <w:top w:val="single" w:sz="4" w:space="0" w:color="C3CBDA"/>
               <w:left w:val="single" w:sz="4" w:space="0" w:color="C3CBDA"/>
@@ -2895,7 +2895,7 @@
         </w:tc>
         <w:tc>
           <w:tcPr>
-            <w:tcW w:w="1620" w:type="dxa"/>
+            <w:tcW w:w="1400" w:type="dxa"/>
             <w:tcBorders>
               <w:top w:val="single" w:sz="4" w:space="0" w:color="C3CBDA"/>
               <w:left w:val="single" w:sz="4" w:space="0" w:color="C3CBDA"/>
@@ -2963,7 +2963,7 @@
         </w:tc>
         <w:tc>
           <w:tcPr>
-            <w:tcW w:w="1130" w:type="dxa"/>
+            <w:tcW w:w="1570" w:type="dxa"/>
             <w:tcBorders>
               <w:top w:val="single" w:sz="4" w:space="0" w:color="C3CBDA"/>
               <w:left w:val="single" w:sz="4" w:space="0" w:color="C3CBDA"/>
@@ -3238,7 +3238,7 @@
         </w:tc>
         <w:tc>
           <w:tcPr>
-            <w:tcW w:w="1620" w:type="dxa"/>
+            <w:tcW w:w="1400" w:type="dxa"/>
             <w:tcBorders>
               <w:top w:val="single" w:sz="4" w:space="0" w:color="C3CBDA"/>
               <w:left w:val="single" w:sz="4" w:space="0" w:color="C3CBDA"/>
@@ -3273,7 +3273,7 @@
         </w:tc>
         <w:tc>
           <w:tcPr>
-            <w:tcW w:w="1620" w:type="dxa"/>
+            <w:tcW w:w="1400" w:type="dxa"/>
             <w:tcBorders>
               <w:top w:val="single" w:sz="4" w:space="0" w:color="C3CBDA"/>
               <w:left w:val="single" w:sz="4" w:space="0" w:color="C3CBDA"/>
@@ -3343,7 +3343,7 @@
         </w:tc>
         <w:tc>
           <w:tcPr>
-            <w:tcW w:w="1130" w:type="dxa"/>
+            <w:tcW w:w="1570" w:type="dxa"/>
             <w:tcBorders>
               <w:top w:val="single" w:sz="4" w:space="0" w:color="C3CBDA"/>
               <w:left w:val="single" w:sz="4" w:space="0" w:color="C3CBDA"/>
@@ -3619,7 +3619,7 @@
         </w:tc>
         <w:tc>
           <w:tcPr>
-            <w:tcW w:w="1620" w:type="dxa"/>
+            <w:tcW w:w="1400" w:type="dxa"/>
             <w:tcBorders>
               <w:top w:val="single" w:sz="4" w:space="0" w:color="C3CBDA"/>
               <w:left w:val="single" w:sz="4" w:space="0" w:color="C3CBDA"/>
@@ -3653,7 +3653,7 @@
         </w:tc>
         <w:tc>
           <w:tcPr>
-            <w:tcW w:w="1620" w:type="dxa"/>
+            <w:tcW w:w="1400" w:type="dxa"/>
             <w:tcBorders>
               <w:top w:val="single" w:sz="4" w:space="0" w:color="C3CBDA"/>
               <w:left w:val="single" w:sz="4" w:space="0" w:color="C3CBDA"/>
@@ -3721,7 +3721,7 @@
         </w:tc>
         <w:tc>
           <w:tcPr>
-            <w:tcW w:w="1130" w:type="dxa"/>
+            <w:tcW w:w="1570" w:type="dxa"/>
             <w:tcBorders>
               <w:top w:val="single" w:sz="4" w:space="0" w:color="C3CBDA"/>
               <w:left w:val="single" w:sz="4" w:space="0" w:color="C3CBDA"/>
@@ -3996,7 +3996,7 @@
         </w:tc>
         <w:tc>
           <w:tcPr>
-            <w:tcW w:w="1620" w:type="dxa"/>
+            <w:tcW w:w="1400" w:type="dxa"/>
             <w:tcBorders>
               <w:top w:val="single" w:sz="4" w:space="0" w:color="C3CBDA"/>
               <w:left w:val="single" w:sz="4" w:space="0" w:color="C3CBDA"/>
@@ -4031,7 +4031,7 @@
         </w:tc>
         <w:tc>
           <w:tcPr>
-            <w:tcW w:w="1620" w:type="dxa"/>
+            <w:tcW w:w="1400" w:type="dxa"/>
             <w:tcBorders>
               <w:top w:val="single" w:sz="4" w:space="0" w:color="C3CBDA"/>
               <w:left w:val="single" w:sz="4" w:space="0" w:color="C3CBDA"/>
@@ -4101,7 +4101,7 @@
         </w:tc>
         <w:tc>
           <w:tcPr>
-            <w:tcW w:w="1130" w:type="dxa"/>
+            <w:tcW w:w="1570" w:type="dxa"/>
             <w:tcBorders>
               <w:top w:val="single" w:sz="4" w:space="0" w:color="C3CBDA"/>
               <w:left w:val="single" w:sz="4" w:space="0" w:color="C3CBDA"/>
@@ -4377,7 +4377,7 @@
         </w:tc>
         <w:tc>
           <w:tcPr>
-            <w:tcW w:w="1620" w:type="dxa"/>
+            <w:tcW w:w="1400" w:type="dxa"/>
             <w:tcBorders>
               <w:top w:val="single" w:sz="4" w:space="0" w:color="C3CBDA"/>
               <w:left w:val="single" w:sz="4" w:space="0" w:color="C3CBDA"/>
@@ -4411,7 +4411,7 @@
         </w:tc>
         <w:tc>
           <w:tcPr>
-            <w:tcW w:w="1620" w:type="dxa"/>
+            <w:tcW w:w="1400" w:type="dxa"/>
             <w:tcBorders>
               <w:top w:val="single" w:sz="4" w:space="0" w:color="C3CBDA"/>
               <w:left w:val="single" w:sz="4" w:space="0" w:color="C3CBDA"/>
@@ -4479,7 +4479,7 @@
         </w:tc>
         <w:tc>
           <w:tcPr>
-            <w:tcW w:w="1130" w:type="dxa"/>
+            <w:tcW w:w="1570" w:type="dxa"/>
             <w:tcBorders>
               <w:top w:val="single" w:sz="4" w:space="0" w:color="C3CBDA"/>
               <w:left w:val="single" w:sz="4" w:space="0" w:color="C3CBDA"/>
@@ -4754,7 +4754,7 @@
         </w:tc>
         <w:tc>
           <w:tcPr>
-            <w:tcW w:w="1620" w:type="dxa"/>
+            <w:tcW w:w="1400" w:type="dxa"/>
             <w:tcBorders>
               <w:top w:val="single" w:sz="4" w:space="0" w:color="C3CBDA"/>
               <w:left w:val="single" w:sz="4" w:space="0" w:color="C3CBDA"/>
@@ -4789,7 +4789,7 @@
         </w:tc>
         <w:tc>
           <w:tcPr>
-            <w:tcW w:w="1620" w:type="dxa"/>
+            <w:tcW w:w="1400" w:type="dxa"/>
             <w:tcBorders>
               <w:top w:val="single" w:sz="4" w:space="0" w:color="C3CBDA"/>
               <w:left w:val="single" w:sz="4" w:space="0" w:color="C3CBDA"/>
@@ -4859,7 +4859,7 @@
         </w:tc>
         <w:tc>
           <w:tcPr>
-            <w:tcW w:w="1130" w:type="dxa"/>
+            <w:tcW w:w="1570" w:type="dxa"/>
             <w:tcBorders>
               <w:top w:val="single" w:sz="4" w:space="0" w:color="C3CBDA"/>
               <w:left w:val="single" w:sz="4" w:space="0" w:color="C3CBDA"/>
@@ -5135,7 +5135,7 @@
         </w:tc>
         <w:tc>
           <w:tcPr>
-            <w:tcW w:w="1620" w:type="dxa"/>
+            <w:tcW w:w="1400" w:type="dxa"/>
             <w:tcBorders>
               <w:top w:val="single" w:sz="4" w:space="0" w:color="C3CBDA"/>
               <w:left w:val="single" w:sz="4" w:space="0" w:color="C3CBDA"/>
@@ -5169,7 +5169,7 @@
         </w:tc>
         <w:tc>
           <w:tcPr>
-            <w:tcW w:w="1620" w:type="dxa"/>
+            <w:tcW w:w="1400" w:type="dxa"/>
             <w:tcBorders>
               <w:top w:val="single" w:sz="4" w:space="0" w:color="C3CBDA"/>
               <w:left w:val="single" w:sz="4" w:space="0" w:color="C3CBDA"/>
@@ -5237,7 +5237,7 @@
         </w:tc>
         <w:tc>
           <w:tcPr>
-            <w:tcW w:w="1130" w:type="dxa"/>
+            <w:tcW w:w="1570" w:type="dxa"/>
             <w:tcBorders>
               <w:top w:val="single" w:sz="4" w:space="0" w:color="C3CBDA"/>
               <w:left w:val="single" w:sz="4" w:space="0" w:color="C3CBDA"/>
@@ -5512,7 +5512,7 @@
         </w:tc>
         <w:tc>
           <w:tcPr>
-            <w:tcW w:w="1620" w:type="dxa"/>
+            <w:tcW w:w="1400" w:type="dxa"/>
             <w:tcBorders>
               <w:top w:val="single" w:sz="4" w:space="0" w:color="C3CBDA"/>
               <w:left w:val="single" w:sz="4" w:space="0" w:color="C3CBDA"/>
@@ -5547,7 +5547,7 @@
         </w:tc>
         <w:tc>
           <w:tcPr>
-            <w:tcW w:w="1620" w:type="dxa"/>
+            <w:tcW w:w="1400" w:type="dxa"/>
             <w:tcBorders>
               <w:top w:val="single" w:sz="4" w:space="0" w:color="C3CBDA"/>
               <w:left w:val="single" w:sz="4" w:space="0" w:color="C3CBDA"/>
@@ -5617,7 +5617,7 @@
         </w:tc>
         <w:tc>
           <w:tcPr>
-            <w:tcW w:w="1130" w:type="dxa"/>
+            <w:tcW w:w="1570" w:type="dxa"/>
             <w:tcBorders>
               <w:top w:val="single" w:sz="4" w:space="0" w:color="C3CBDA"/>
               <w:left w:val="single" w:sz="4" w:space="0" w:color="C3CBDA"/>
@@ -5893,7 +5893,7 @@
         </w:tc>
         <w:tc>
           <w:tcPr>
-            <w:tcW w:w="1620" w:type="dxa"/>
+            <w:tcW w:w="1400" w:type="dxa"/>
             <w:tcBorders>
               <w:top w:val="single" w:sz="4" w:space="0" w:color="C3CBDA"/>
               <w:left w:val="single" w:sz="4" w:space="0" w:color="C3CBDA"/>
@@ -5927,7 +5927,7 @@
         </w:tc>
         <w:tc>
           <w:tcPr>
-            <w:tcW w:w="1620" w:type="dxa"/>
+            <w:tcW w:w="1400" w:type="dxa"/>
             <w:tcBorders>
               <w:top w:val="single" w:sz="4" w:space="0" w:color="C3CBDA"/>
               <w:left w:val="single" w:sz="4" w:space="0" w:color="C3CBDA"/>
@@ -5995,7 +5995,7 @@
         </w:tc>
         <w:tc>
           <w:tcPr>
-            <w:tcW w:w="1130" w:type="dxa"/>
+            <w:tcW w:w="1570" w:type="dxa"/>
             <w:tcBorders>
               <w:top w:val="single" w:sz="4" w:space="0" w:color="C3CBDA"/>
               <w:left w:val="single" w:sz="4" w:space="0" w:color="C3CBDA"/>
@@ -6270,7 +6270,7 @@
         </w:tc>
         <w:tc>
           <w:tcPr>
-            <w:tcW w:w="1620" w:type="dxa"/>
+            <w:tcW w:w="1400" w:type="dxa"/>
             <w:tcBorders>
               <w:top w:val="single" w:sz="4" w:space="0" w:color="C3CBDA"/>
               <w:left w:val="single" w:sz="4" w:space="0" w:color="C3CBDA"/>
@@ -6305,7 +6305,7 @@
         </w:tc>
         <w:tc>
           <w:tcPr>
-            <w:tcW w:w="1620" w:type="dxa"/>
+            <w:tcW w:w="1400" w:type="dxa"/>
             <w:tcBorders>
               <w:top w:val="single" w:sz="4" w:space="0" w:color="C3CBDA"/>
               <w:left w:val="single" w:sz="4" w:space="0" w:color="C3CBDA"/>
@@ -6375,7 +6375,7 @@
         </w:tc>
         <w:tc>
           <w:tcPr>
-            <w:tcW w:w="1130" w:type="dxa"/>
+            <w:tcW w:w="1570" w:type="dxa"/>
             <w:tcBorders>
               <w:top w:val="single" w:sz="4" w:space="0" w:color="C3CBDA"/>
               <w:left w:val="single" w:sz="4" w:space="0" w:color="C3CBDA"/>
@@ -6651,7 +6651,7 @@
         </w:tc>
         <w:tc>
           <w:tcPr>
-            <w:tcW w:w="1620" w:type="dxa"/>
+            <w:tcW w:w="1400" w:type="dxa"/>
             <w:tcBorders>
               <w:top w:val="single" w:sz="4" w:space="0" w:color="C3CBDA"/>
               <w:left w:val="single" w:sz="4" w:space="0" w:color="C3CBDA"/>
@@ -6685,7 +6685,7 @@
         </w:tc>
         <w:tc>
           <w:tcPr>
-            <w:tcW w:w="1620" w:type="dxa"/>
+            <w:tcW w:w="1400" w:type="dxa"/>
             <w:tcBorders>
               <w:top w:val="single" w:sz="4" w:space="0" w:color="C3CBDA"/>
               <w:left w:val="single" w:sz="4" w:space="0" w:color="C3CBDA"/>
@@ -6753,7 +6753,7 @@
         </w:tc>
         <w:tc>
           <w:tcPr>
-            <w:tcW w:w="1130" w:type="dxa"/>
+            <w:tcW w:w="1570" w:type="dxa"/>
             <w:tcBorders>
               <w:top w:val="single" w:sz="4" w:space="0" w:color="C3CBDA"/>
               <w:left w:val="single" w:sz="4" w:space="0" w:color="C3CBDA"/>
